--- a/resume/job-applications/faculty/rutgers-ece-lecturer-2026/03_Rutgers_Professional_References.docx
+++ b/resume/job-applications/faculty/rutgers-ece-lecturer-2026/03_Rutgers_Professional_References.docx
@@ -7,7 +7,7 @@
         <w:pStyle w:val="Title"/>
       </w:pPr>
       <w:r>
-        <w:t>Professional References</w:t>
+        <w:t>Professional References - Public Repository Copy</w:t>
       </w:r>
     </w:p>
     <w:p>
@@ -15,7 +15,24 @@
         <w:pStyle w:val="ApplicationNote"/>
       </w:pPr>
       <w:r>
-        <w:t>Waseem Raza, PhD | Rutgers University Lecturer Pool, Electrical and Computer Engineering</w:t>
+        <w:t>Waseem Raza, PhD | Rutgers University-New Brunswick | ECE Lecturer Pool</w:t>
+      </w:r>
+    </w:p>
+    <w:p>
+      <w:pPr>
+        <w:pStyle w:val="ApplicationNote"/>
+      </w:pPr>
+      <w:r>
+        <w:t xml:space="preserve">This is a </w:t>
+      </w:r>
+      <w:r>
+        <w:rPr>
+          <w:b/>
+        </w:rPr>
+        <w:t>public-repository summary only</w:t>
+      </w:r>
+      <w:r>
+        <w:t>, without referee email addresses. Use the finalized Rutgers references PDF prepared privately from the applicant's completed Top 3 reference list for the actual Rutgers upload.</w:t>
       </w:r>
     </w:p>
     <w:p>
@@ -76,10 +93,10 @@
         <w:rPr>
           <w:b/>
         </w:rPr>
-        <w:t>Email:</w:t>
+        <w:t>Contact information:</w:t>
       </w:r>
       <w:r>
-        <w:t xml:space="preserve"> [Confirm preferred professional email from your private completed references document]</w:t>
+        <w:t xml:space="preserve"> Included in applicant's private upload copy</w:t>
       </w:r>
     </w:p>
     <w:p>
@@ -140,10 +157,10 @@
         <w:rPr>
           <w:b/>
         </w:rPr>
-        <w:t>Email:</w:t>
+        <w:t>Contact information:</w:t>
       </w:r>
       <w:r>
-        <w:t xml:space="preserve"> [Confirm preferred professional email from your private completed references document]</w:t>
+        <w:t xml:space="preserve"> Included in applicant's private upload copy</w:t>
       </w:r>
     </w:p>
     <w:p>
@@ -165,7 +182,7 @@
         <w:t>Name and title:</w:t>
       </w:r>
       <w:r>
-        <w:t xml:space="preserve"> [Insert the replacement third reference from your finalized list]</w:t>
+        <w:t xml:space="preserve"> Dr. Muhammad Sajid Riaz, Assistant Professor of Software Development and Integration</w:t>
       </w:r>
     </w:p>
     <w:p>
@@ -179,7 +196,7 @@
         <w:t>Institution / department:</w:t>
       </w:r>
       <w:r>
-        <w:t xml:space="preserve"> [Current institution and department]</w:t>
+        <w:t xml:space="preserve"> OU Polytechnic Institute, Tulsa, Oklahoma, United States</w:t>
       </w:r>
     </w:p>
     <w:p>
@@ -193,7 +210,7 @@
         <w:t>Professional relationship:</w:t>
       </w:r>
       <w:r>
-        <w:t xml:space="preserve"> [Confirmed professional relationship]</w:t>
+        <w:t xml:space="preserve"> Former senior research colleague, mentor, and collaborator, AI4Networks Lab, University of Oklahoma</w:t>
       </w:r>
     </w:p>
     <w:p>
@@ -204,10 +221,24 @@
         <w:rPr>
           <w:b/>
         </w:rPr>
-        <w:t>Email:</w:t>
+        <w:t>Professional profile:</w:t>
       </w:r>
       <w:r>
-        <w:t xml:space="preserve"> [Confirmed preferred professional email]</w:t>
+        <w:t xml:space="preserve"> https://www.ou.edu/polytechnic/about/faculty/muhammad-sajid-riaz</w:t>
+      </w:r>
+    </w:p>
+    <w:p>
+      <w:pPr>
+        <w:pStyle w:val="ListBullet"/>
+      </w:pPr>
+      <w:r>
+        <w:rPr>
+          <w:b/>
+        </w:rPr>
+        <w:t>Contact information:</w:t>
+      </w:r>
+      <w:r>
+        <w:t xml:space="preserve"> Included in applicant's private upload copy</w:t>
       </w:r>
     </w:p>
     <w:p>
@@ -215,16 +246,16 @@
         <w:pStyle w:val="ApplicationNote"/>
       </w:pPr>
       <w:r>
-        <w:t xml:space="preserve">IMPORTANT: This is an </w:t>
+        <w:t xml:space="preserve">Do not submit this public-summary PDF as the required reference list because it intentionally omits contact information. Rutgers requests a list of professional references </w:t>
       </w:r>
       <w:r>
         <w:rPr>
           <w:b/>
         </w:rPr>
-        <w:t>incomplete reference-list template</w:t>
+        <w:t>with contact information</w:t>
       </w:r>
       <w:r>
-        <w:t xml:space="preserve"> and is not ready to upload. Your earlier instructions indicated that your third reference had been replaced; the private finalized replacement details are not present in the accessible repository. Copy the three confirmed contacts from that completed document here locally, verify each person's consent, and export the finalized version. Do not commit private reference email addresses to a public GitHub repository.</w:t>
+        <w:t>.</w:t>
       </w:r>
     </w:p>
     <w:sectPr>
